--- a/crochet-curio/assets/patterns/rosie-beanie-pattern-large-print-hi.docx
+++ b/crochet-curio/assets/patterns/rosie-beanie-pattern-large-print-hi.docx
@@ -16,8 +16,8 @@
           <w:i w:val="false"/>
           <w:iCs w:val="false"/>
           <w:color w:val="000000"/>
-          <w:sz w:val="64"/>
-          <w:szCs w:val="64"/>
+          <w:sz w:val="40"/>
+          <w:szCs w:val="40"/>
         </w:rPr>
         <w:t xml:space="preserve">फोल्ड होने वाली रिब्ड बीनी, वयस्क मीडियम</w:t>
       </w:r>
@@ -52,8 +52,8 @@
           <w:i w:val="false"/>
           <w:iCs w:val="false"/>
           <w:color w:val="000000"/>
-          <w:sz w:val="56"/>
-          <w:szCs w:val="56"/>
+          <w:sz w:val="30"/>
+          <w:szCs w:val="30"/>
         </w:rPr>
         <w:t xml:space="preserve">एक्सेसिबिलिटी स्टेटमेंट</w:t>
       </w:r>
@@ -76,7 +76,20 @@
         <w:spacing w:after="120"/>
       </w:pPr>
       <w:r>
-        <w:t xml:space="preserve">24 पॉइंट सैन्स सेरिफ़ टाइप में, सफ़ेद बैकग्राउंड पर काले अक्षरों में।</w:t>
+        <w:t xml:space="preserve">सैन्स सेरिफ़ टाइप में, सफ़ेद बैकग्राउंड पर काले अक्षरों में, स्टैंडर्ड एडिशन जितने ही साइज़ में।</w:t>
+      </w:r>
+    </w:p>
+    <w:p>
+      <w:pPr>
+        <w:pStyle w:val="ListParagraph"/>
+        <w:numPr>
+          <w:ilvl w:val="0"/>
+          <w:numId w:val="2"/>
+        </w:numPr>
+        <w:spacing w:after="120"/>
+      </w:pPr>
+      <w:r>
+        <w:t xml:space="preserve">टाइप का साइज़ आपके हाथ में है — ब्राउज़र में Ctrl और +, Word फ़ाइल में Word का ज़ूम। दोनों में टेक्स्ट अपने आप दोबारा सज जाता है।</w:t>
       </w:r>
     </w:p>
     <w:p>
@@ -185,7 +198,7 @@
       <w:r>
         <w:t xml:space="preserve">अगर इस पैटर्न में कुछ गलत है, समझ से बाहर है, या आपके स्क्रीन रीडर पर ठीक से नहीं पढ़ा जाता, तो कृपया </w:t>
       </w:r>
-      <w:hyperlink w:history="1" r:id="rIdvsrickyhru5-lm2qfrn_t">
+      <w:hyperlink w:history="1" r:id="rId-lrqye-d4dawbf4oplch2">
         <w:r>
           <w:rPr>
             <w:rStyle w:val="Hyperlink"/>
@@ -211,8 +224,8 @@
           <w:i w:val="false"/>
           <w:iCs w:val="false"/>
           <w:color w:val="000000"/>
-          <w:sz w:val="56"/>
-          <w:szCs w:val="56"/>
+          <w:sz w:val="30"/>
+          <w:szCs w:val="30"/>
         </w:rPr>
         <w:t xml:space="preserve">विषय सूची</w:t>
       </w:r>
@@ -376,8 +389,8 @@
           <w:i w:val="false"/>
           <w:iCs w:val="false"/>
           <w:color w:val="000000"/>
-          <w:sz w:val="56"/>
-          <w:szCs w:val="56"/>
+          <w:sz w:val="30"/>
+          <w:szCs w:val="30"/>
         </w:rPr>
         <w:t xml:space="preserve">विवरण</w:t>
       </w:r>
@@ -388,7 +401,7 @@
         <w:spacing w:after="200"/>
       </w:pPr>
       <w:r>
-        <w:t xml:space="preserve">ऊपर की तरफ़ मोड़ने वाली ब्रिम के साथ एक रिब्ड बीनी। यह एक ही टुकड़े में, सपाट, एक किनारे से दूसरे किनारे तक बुनी जाती है, फिर एक साइड में एक बार सिली जाती है और ऊपर से समेटकर बंद कर दी जाती है।</w:t>
+        <w:t xml:space="preserve">ऊपर की तरफ़ मोड़ने वाली ब्रिम के साथ एक रिब्ड बीनी। यह एक ही टुकड़े में, सपाट, एक किनारे से दूसरे किनारे तक बुनी जाती है, फिर एक साइड में एक बार स्लिप स्टिच से जोड़ी जाती है और ऊपर से समेटकर बंद कर दी जाती है।</w:t>
       </w:r>
     </w:p>
     <w:p>
@@ -414,8 +427,8 @@
           <w:i w:val="false"/>
           <w:iCs w:val="false"/>
           <w:color w:val="000000"/>
-          <w:sz w:val="56"/>
-          <w:szCs w:val="56"/>
+          <w:sz w:val="30"/>
+          <w:szCs w:val="30"/>
         </w:rPr>
         <w:t xml:space="preserve">स्किल लेवल</w:t>
       </w:r>
@@ -426,7 +439,7 @@
         <w:spacing w:after="200"/>
       </w:pPr>
       <w:r>
-        <w:t xml:space="preserve">शुरुआती। आपको चेन बनाना, सिंगल क्रोशे करना, स्लिप स्टिच करना, और हाथ से समेटने वाली सिलाई करना आना चाहिए।</w:t>
+        <w:t xml:space="preserve">शुरुआती। आपको चेन बनाना, सिंगल क्रोशे करना, स्लिप स्टिच करना, और ऊपर के हिस्से को सुई से समेटकर बंद करना आना चाहिए।</w:t>
       </w:r>
     </w:p>
     <w:p>
@@ -444,8 +457,8 @@
           <w:i w:val="false"/>
           <w:iCs w:val="false"/>
           <w:color w:val="000000"/>
-          <w:sz w:val="56"/>
-          <w:szCs w:val="56"/>
+          <w:sz w:val="30"/>
+          <w:szCs w:val="30"/>
         </w:rPr>
         <w:t xml:space="preserve">साइज़</w:t>
       </w:r>
@@ -495,7 +508,7 @@
         <w:spacing w:after="120"/>
       </w:pPr>
       <w:r>
-        <w:t xml:space="preserve">सिलाई से पहले सपाट टुकड़े की लंबाई: करीब 20 इंच, यानी 51 सेंटीमीटर।</w:t>
+        <w:t xml:space="preserve">जोड़ने से पहले सपाट टुकड़े की लंबाई: करीब 20 इंच, यानी 51 सेंटीमीटर।</w:t>
       </w:r>
     </w:p>
     <w:p>
@@ -521,8 +534,8 @@
           <w:i w:val="false"/>
           <w:iCs w:val="false"/>
           <w:color w:val="000000"/>
-          <w:sz w:val="56"/>
-          <w:szCs w:val="56"/>
+          <w:sz w:val="30"/>
+          <w:szCs w:val="30"/>
         </w:rPr>
         <w:t xml:space="preserve">सामग्री</w:t>
       </w:r>
@@ -634,8 +647,8 @@
           <w:i w:val="false"/>
           <w:iCs w:val="false"/>
           <w:color w:val="000000"/>
-          <w:sz w:val="56"/>
-          <w:szCs w:val="56"/>
+          <w:sz w:val="30"/>
+          <w:szCs w:val="30"/>
         </w:rPr>
         <w:t xml:space="preserve">स्टिच की गिनती और नाप</w:t>
       </w:r>
@@ -727,8 +740,8 @@
           <w:i w:val="false"/>
           <w:iCs w:val="false"/>
           <w:color w:val="000000"/>
-          <w:sz w:val="56"/>
-          <w:szCs w:val="56"/>
+          <w:sz w:val="30"/>
+          <w:szCs w:val="30"/>
         </w:rPr>
         <w:t xml:space="preserve">पिछले लूप में काम करना</w:t>
       </w:r>
@@ -773,8 +786,8 @@
           <w:i w:val="false"/>
           <w:iCs w:val="false"/>
           <w:color w:val="000000"/>
-          <w:sz w:val="56"/>
-          <w:szCs w:val="56"/>
+          <w:sz w:val="30"/>
+          <w:szCs w:val="30"/>
         </w:rPr>
         <w:t xml:space="preserve">निर्देश</w:t>
       </w:r>
@@ -794,8 +807,8 @@
           <w:i w:val="false"/>
           <w:iCs w:val="false"/>
           <w:color w:val="000000"/>
-          <w:sz w:val="52"/>
-          <w:szCs w:val="52"/>
+          <w:sz w:val="26"/>
+          <w:szCs w:val="26"/>
         </w:rPr>
         <w:t xml:space="preserve">शुरू की चेन</w:t>
       </w:r>
@@ -840,8 +853,8 @@
           <w:i w:val="false"/>
           <w:iCs w:val="false"/>
           <w:color w:val="000000"/>
-          <w:sz w:val="52"/>
-          <w:szCs w:val="52"/>
+          <w:sz w:val="26"/>
+          <w:szCs w:val="26"/>
         </w:rPr>
         <w:t xml:space="preserve">रो 1</w:t>
       </w:r>
@@ -920,8 +933,8 @@
           <w:i w:val="false"/>
           <w:iCs w:val="false"/>
           <w:color w:val="000000"/>
-          <w:sz w:val="52"/>
-          <w:szCs w:val="52"/>
+          <w:sz w:val="26"/>
+          <w:szCs w:val="26"/>
         </w:rPr>
         <w:t xml:space="preserve">रो 2</w:t>
       </w:r>
@@ -995,8 +1008,8 @@
           <w:i w:val="false"/>
           <w:iCs w:val="false"/>
           <w:color w:val="000000"/>
-          <w:sz w:val="52"/>
-          <w:szCs w:val="52"/>
+          <w:sz w:val="26"/>
+          <w:szCs w:val="26"/>
         </w:rPr>
         <w:t xml:space="preserve">रो 3 से 66</w:t>
       </w:r>
@@ -1039,10 +1052,10 @@
           <w:i w:val="false"/>
           <w:iCs w:val="false"/>
           <w:color w:val="000000"/>
-          <w:sz w:val="52"/>
-          <w:szCs w:val="52"/>
-        </w:rPr>
-        <w:t xml:space="preserve">सिलाई</w:t>
+          <w:sz w:val="26"/>
+          <w:szCs w:val="26"/>
+        </w:rPr>
+        <w:t xml:space="preserve">सीवन</w:t>
       </w:r>
     </w:p>
     <w:p>
@@ -1111,8 +1124,8 @@
           <w:i w:val="false"/>
           <w:iCs w:val="false"/>
           <w:color w:val="000000"/>
-          <w:sz w:val="52"/>
-          <w:szCs w:val="52"/>
+          <w:sz w:val="26"/>
+          <w:szCs w:val="26"/>
         </w:rPr>
         <w:t xml:space="preserve">ऊपर का हिस्सा समेटना</w:t>
       </w:r>
@@ -1196,8 +1209,8 @@
           <w:i w:val="false"/>
           <w:iCs w:val="false"/>
           <w:color w:val="000000"/>
-          <w:sz w:val="52"/>
-          <w:szCs w:val="52"/>
+          <w:sz w:val="26"/>
+          <w:szCs w:val="26"/>
         </w:rPr>
         <w:t xml:space="preserve">फ़िनिशिंग</w:t>
       </w:r>
@@ -1256,8 +1269,8 @@
           <w:i w:val="false"/>
           <w:iCs w:val="false"/>
           <w:color w:val="000000"/>
-          <w:sz w:val="56"/>
-          <w:szCs w:val="56"/>
+          <w:sz w:val="30"/>
+          <w:szCs w:val="30"/>
         </w:rPr>
         <w:t xml:space="preserve">क्रोशे के शब्दों के बारे में</w:t>
       </w:r>
@@ -1466,8 +1479,8 @@
       <w:rPr>
         <w:rFonts w:ascii="Nirmala UI" w:cs="Nirmala UI" w:hAnsi="Nirmala UI"/>
         <w:color w:val="000000"/>
-        <w:sz w:val="48"/>
-        <w:szCs w:val="48"/>
+        <w:sz w:val="24"/>
+        <w:szCs w:val="24"/>
       </w:rPr>
     </w:lvl>
   </w:abstractNum>
@@ -1484,8 +1497,8 @@
       <w:rPr>
         <w:rFonts w:ascii="Nirmala UI" w:cs="Nirmala UI" w:hAnsi="Nirmala UI"/>
         <w:color w:val="000000"/>
-        <w:sz w:val="48"/>
-        <w:szCs w:val="48"/>
+        <w:sz w:val="24"/>
+        <w:szCs w:val="24"/>
       </w:rPr>
     </w:lvl>
   </w:abstractNum>
@@ -1549,8 +1562,8 @@
         <w:i w:val="false"/>
         <w:iCs w:val="false"/>
         <w:color w:val="000000"/>
-        <w:sz w:val="48"/>
-        <w:szCs w:val="48"/>
+        <w:sz w:val="24"/>
+        <w:szCs w:val="24"/>
         <w:lang w:val="hi-IN" w:bidi="hi-IN"/>
       </w:rPr>
     </w:rPrDefault>

--- a/crochet-curio/assets/patterns/rosie-beanie-pattern-large-print-hi.docx
+++ b/crochet-curio/assets/patterns/rosie-beanie-pattern-large-print-hi.docx
@@ -198,7 +198,7 @@
       <w:r>
         <w:t xml:space="preserve">अगर इस पैटर्न में कुछ गलत है, समझ से बाहर है, या आपके स्क्रीन रीडर पर ठीक से नहीं पढ़ा जाता, तो कृपया </w:t>
       </w:r>
-      <w:hyperlink w:history="1" r:id="rId-lrqye-d4dawbf4oplch2">
+      <w:hyperlink w:history="1" r:id="rIdhyjl7ilmv33sqgyncvmlu">
         <w:r>
           <w:rPr>
             <w:rStyle w:val="Hyperlink"/>
@@ -1289,7 +1289,7 @@
         <w:spacing w:after="200"/>
       </w:pPr>
       <w:r>
-        <w:t xml:space="preserve">यह पैटर्न आपके अपने बनाने के लिए है। इससे बनी टोपियाँ बेचना चाहें तो बेच सकते हैं। बस फ़ाइल खुद आगे मत बेचिए और न ही साझा कीजिए।</w:t>
+        <w:t xml:space="preserve">यह पैटर्न आपके अपने बनाने के लिए है। फ़ाइल खुद आगे मत बेचिए और न ही साझा कीजिए।</w:t>
       </w:r>
     </w:p>
     <w:sectPr>

--- a/crochet-curio/assets/patterns/rosie-beanie-pattern-large-print-hi.docx
+++ b/crochet-curio/assets/patterns/rosie-beanie-pattern-large-print-hi.docx
@@ -18,6 +18,7 @@
           <w:color w:val="000000"/>
           <w:sz w:val="40"/>
           <w:szCs w:val="40"/>
+          <w:lang w:val="hi-IN" w:bidi="hi-IN"/>
         </w:rPr>
         <w:t xml:space="preserve">फोल्ड होने वाली रिब्ड बीनी, वयस्क मीडियम</w:t>
       </w:r>
@@ -27,14 +28,26 @@
         <w:spacing w:after="200"/>
       </w:pPr>
       <w:r>
-        <w:t xml:space="preserve">Crochet Curio का क्रोशे पैटर्न।</w:t>
-      </w:r>
-    </w:p>
-    <w:p>
-      <w:pPr>
-        <w:spacing w:after="200"/>
-      </w:pPr>
-      <w:r>
+        <w:rPr>
+          <w:lang w:val="en" w:bidi="en"/>
+        </w:rPr>
+        <w:t xml:space="preserve">Crochet Curio</w:t>
+      </w:r>
+      <w:r>
+        <w:rPr>
+          <w:lang w:val="hi-IN" w:bidi="hi-IN"/>
+        </w:rPr>
+        <w:t xml:space="preserve"> का क्रोशे पैटर्न।</w:t>
+      </w:r>
+    </w:p>
+    <w:p>
+      <w:pPr>
+        <w:spacing w:after="200"/>
+      </w:pPr>
+      <w:r>
+        <w:rPr>
+          <w:lang w:val="hi-IN" w:bidi="hi-IN"/>
+        </w:rPr>
         <w:t xml:space="preserve">वर्ज़न 1.0. प्रकाशित 29 अगस्त 2026.</w:t>
       </w:r>
     </w:p>
@@ -54,6 +67,7 @@
           <w:color w:val="000000"/>
           <w:sz w:val="30"/>
           <w:szCs w:val="30"/>
+          <w:lang w:val="hi-IN" w:bidi="hi-IN"/>
         </w:rPr>
         <w:t xml:space="preserve">एक्सेसिबिलिटी स्टेटमेंट</w:t>
       </w:r>
@@ -63,6 +77,9 @@
         <w:spacing w:after="200"/>
       </w:pPr>
       <w:r>
+        <w:rPr>
+          <w:lang w:val="hi-IN" w:bidi="hi-IN"/>
+        </w:rPr>
         <w:t xml:space="preserve">यह इस पैटर्न का एक्सेसिबल एडिशन है, जो स्क्रीन रीडर इस्तेमाल करने वालों और प्रिंट डिसेबिलिटी वाले क्रोशे करने वालों के लिए लिखा गया है। यह सिर्फ़ इसी पैटर्न के बारे में है।</w:t>
       </w:r>
     </w:p>
@@ -76,6 +93,9 @@
         <w:spacing w:after="120"/>
       </w:pPr>
       <w:r>
+        <w:rPr>
+          <w:lang w:val="hi-IN" w:bidi="hi-IN"/>
+        </w:rPr>
         <w:t xml:space="preserve">सैन्स सेरिफ़ टाइप में, सफ़ेद बैकग्राउंड पर काले अक्षरों में, स्टैंडर्ड एडिशन जितने ही साइज़ में।</w:t>
       </w:r>
     </w:p>
@@ -89,19 +109,61 @@
         <w:spacing w:after="120"/>
       </w:pPr>
       <w:r>
-        <w:t xml:space="preserve">टाइप का साइज़ आपके हाथ में है — ब्राउज़र में Ctrl और +, Word फ़ाइल में Word का ज़ूम। दोनों में टेक्स्ट अपने आप दोबारा सज जाता है।</w:t>
-      </w:r>
-    </w:p>
-    <w:p>
-      <w:pPr>
-        <w:pStyle w:val="ListParagraph"/>
-        <w:numPr>
-          <w:ilvl w:val="0"/>
-          <w:numId w:val="2"/>
-        </w:numPr>
-        <w:spacing w:after="120"/>
-      </w:pPr>
-      <w:r>
+        <w:rPr>
+          <w:lang w:val="hi-IN" w:bidi="hi-IN"/>
+        </w:rPr>
+        <w:t xml:space="preserve">टाइप का साइज़ आपके हाथ में है: ब्राउज़र में </w:t>
+      </w:r>
+      <w:r>
+        <w:rPr>
+          <w:lang w:val="en" w:bidi="en"/>
+        </w:rPr>
+        <w:t xml:space="preserve">Ctrl</w:t>
+      </w:r>
+      <w:r>
+        <w:rPr>
+          <w:lang w:val="hi-IN" w:bidi="hi-IN"/>
+        </w:rPr>
+        <w:t xml:space="preserve"> और +, </w:t>
+      </w:r>
+      <w:r>
+        <w:rPr>
+          <w:lang w:val="en" w:bidi="en"/>
+        </w:rPr>
+        <w:t xml:space="preserve">Word</w:t>
+      </w:r>
+      <w:r>
+        <w:rPr>
+          <w:lang w:val="hi-IN" w:bidi="hi-IN"/>
+        </w:rPr>
+        <w:t xml:space="preserve"> फ़ाइल में </w:t>
+      </w:r>
+      <w:r>
+        <w:rPr>
+          <w:lang w:val="en" w:bidi="en"/>
+        </w:rPr>
+        <w:t xml:space="preserve">Word</w:t>
+      </w:r>
+      <w:r>
+        <w:rPr>
+          <w:lang w:val="hi-IN" w:bidi="hi-IN"/>
+        </w:rPr>
+        <w:t xml:space="preserve"> का ज़ूम। दोनों में टेक्स्ट अपने आप दोबारा सज जाता है।</w:t>
+      </w:r>
+    </w:p>
+    <w:p>
+      <w:pPr>
+        <w:pStyle w:val="ListParagraph"/>
+        <w:numPr>
+          <w:ilvl w:val="0"/>
+          <w:numId w:val="2"/>
+        </w:numPr>
+        <w:spacing w:after="120"/>
+      </w:pPr>
+      <w:r>
+        <w:rPr>
+          <w:lang w:val="hi-IN" w:bidi="hi-IN"/>
+        </w:rPr>
         <w:t xml:space="preserve">कहीं भी इटैलिक अक्षर इस्तेमाल नहीं किए गए हैं।</w:t>
       </w:r>
     </w:p>
@@ -115,6 +177,9 @@
         <w:spacing w:after="120"/>
       </w:pPr>
       <w:r>
+        <w:rPr>
+          <w:lang w:val="hi-IN" w:bidi="hi-IN"/>
+        </w:rPr>
         <w:t xml:space="preserve">हर निर्देश पूरा लिखा गया है। कोई शॉर्ट फ़ॉर्म नहीं है, और याद करने के लिए कोई शॉर्ट फ़ॉर्म की सूची भी नहीं है।</w:t>
       </w:r>
     </w:p>
@@ -128,6 +193,9 @@
         <w:spacing w:after="120"/>
       </w:pPr>
       <w:r>
+        <w:rPr>
+          <w:lang w:val="hi-IN" w:bidi="hi-IN"/>
+        </w:rPr>
         <w:t xml:space="preserve">कोई चार्ट, कोई स्टिच डायग्राम और कोई फ़ोटो नहीं है। इस पैटर्न में कोई बात तस्वीर के सहारे नहीं कही गई।</w:t>
       </w:r>
     </w:p>
@@ -141,6 +209,9 @@
         <w:spacing w:after="120"/>
       </w:pPr>
       <w:r>
+        <w:rPr>
+          <w:lang w:val="hi-IN" w:bidi="hi-IN"/>
+        </w:rPr>
         <w:t xml:space="preserve">कोई निर्देश रंग पर, या कपड़े का एक तरफ़ दूसरे से पहचानने पर निर्भर नहीं है।</w:t>
       </w:r>
     </w:p>
@@ -154,6 +225,9 @@
         <w:spacing w:after="120"/>
       </w:pPr>
       <w:r>
+        <w:rPr>
+          <w:lang w:val="hi-IN" w:bidi="hi-IN"/>
+        </w:rPr>
         <w:t xml:space="preserve">हर स्टेप में स्टिच की गिनती भी है और नाप भी, ताकि पैटर्न गिनकर भी और नापकर भी फ़ॉलो किया जा सके।</w:t>
       </w:r>
     </w:p>
@@ -167,6 +241,9 @@
         <w:spacing w:after="120"/>
       </w:pPr>
       <w:r>
+        <w:rPr>
+          <w:lang w:val="hi-IN" w:bidi="hi-IN"/>
+        </w:rPr>
         <w:t xml:space="preserve">हेडिंग क्रम से इस्तेमाल हुई हैं और सूचियाँ असली सूचियाँ हैं, इसलिए स्क्रीन रीडर हेडिंग के सहारे पैटर्न में आगे-पीछे जा सकता है।</w:t>
       </w:r>
     </w:p>
@@ -180,34 +257,71 @@
         <w:spacing w:after="120"/>
       </w:pPr>
       <w:r>
-        <w:t xml:space="preserve">क्रोशे की तकनीक के नाम देवनागरी में लिखे हैं — सिंगल क्रोशे, स्लिप स्टिच, चेन — क्योंकि हिन्दी में यह कला इन्हीं नामों से सिखाई जाती है।</w:t>
-      </w:r>
-    </w:p>
-    <w:p>
-      <w:pPr>
-        <w:spacing w:after="200"/>
-      </w:pPr>
-      <w:r>
-        <w:t xml:space="preserve">स्क्रीन रीडर टेस्टिंग: इस पैटर्न के अंग्रेज़ी वेब एडिशन और अंग्रेज़ी Word एडिशन, दोनों NVDA से शुरू से आख़िर तक पढ़े गए हैं और सही पढ़े गए। हिन्दी एडिशन अभी इस तरह शुरू से आख़िर तक नहीं सुने गए हैं। हिन्दी पढ़ने के लिए आपके स्क्रीन रीडर में हिन्दी आवाज़ इंस्टॉल होनी चाहिए।</w:t>
-      </w:r>
-    </w:p>
-    <w:p>
-      <w:pPr>
-        <w:spacing w:after="200"/>
-      </w:pPr>
-      <w:r>
+        <w:rPr>
+          <w:lang w:val="hi-IN" w:bidi="hi-IN"/>
+        </w:rPr>
+        <w:t xml:space="preserve">क्रोशे की तकनीक के नाम देवनागरी में लिखे हैं, सिंगल क्रोशे, स्लिप स्टिच, चेन, क्योंकि हिन्दी में यह कला इन्हीं नामों से सिखाई जाती है।</w:t>
+      </w:r>
+    </w:p>
+    <w:p>
+      <w:pPr>
+        <w:spacing w:after="200"/>
+      </w:pPr>
+      <w:r>
+        <w:rPr>
+          <w:lang w:val="hi-IN" w:bidi="hi-IN"/>
+        </w:rPr>
+        <w:t xml:space="preserve">स्क्रीन रीडर टेस्टिंग: इस पैटर्न के अंग्रेज़ी वेब एडिशन और अंग्रेज़ी </w:t>
+      </w:r>
+      <w:r>
+        <w:rPr>
+          <w:lang w:val="en" w:bidi="en"/>
+        </w:rPr>
+        <w:t xml:space="preserve">Word</w:t>
+      </w:r>
+      <w:r>
+        <w:rPr>
+          <w:lang w:val="hi-IN" w:bidi="hi-IN"/>
+        </w:rPr>
+        <w:t xml:space="preserve"> एडिशन, दोनों </w:t>
+      </w:r>
+      <w:r>
+        <w:rPr>
+          <w:lang w:val="en" w:bidi="en"/>
+        </w:rPr>
+        <w:t xml:space="preserve">NVDA</w:t>
+      </w:r>
+      <w:r>
+        <w:rPr>
+          <w:lang w:val="hi-IN" w:bidi="hi-IN"/>
+        </w:rPr>
+        <w:t xml:space="preserve"> से शुरू से आख़िर तक पढ़े गए हैं और सही पढ़े गए। हिन्दी एडिशन अभी इस तरह शुरू से आख़िर तक नहीं सुने गए हैं। हिन्दी पढ़ने के लिए आपके स्क्रीन रीडर में हिन्दी आवाज़ इंस्टॉल होनी चाहिए।</w:t>
+      </w:r>
+    </w:p>
+    <w:p>
+      <w:pPr>
+        <w:spacing w:after="200"/>
+      </w:pPr>
+      <w:r>
+        <w:rPr>
+          <w:lang w:val="hi-IN" w:bidi="hi-IN"/>
+        </w:rPr>
         <w:t xml:space="preserve">अगर इस पैटर्न में कुछ गलत है, समझ से बाहर है, या आपके स्क्रीन रीडर पर ठीक से नहीं पढ़ा जाता, तो कृपया </w:t>
       </w:r>
-      <w:hyperlink w:history="1" r:id="rIdhyjl7ilmv33sqgyncvmlu">
+      <w:hyperlink w:history="1" r:id="rIdaapifeebrd-1ksdb7lp0o">
         <w:r>
           <w:rPr>
             <w:rStyle w:val="Hyperlink"/>
+            <w:lang w:val="hi-IN" w:bidi="hi-IN"/>
           </w:rPr>
-          <w:t xml:space="preserve">crochetcurioo@gmail.com </w:t>
+          <w:t xml:space="preserve">crochetcurioo@gmail.com</w:t>
         </w:r>
       </w:hyperlink>
       <w:r>
-        <w:t xml:space="preserve">पर लिखिए, उसे ठीक कर दिया जाएगा।</w:t>
+        <w:rPr>
+          <w:lang w:val="hi-IN" w:bidi="hi-IN"/>
+        </w:rPr>
+        <w:t xml:space="preserve"> पर लिखिए, उसे ठीक कर दिया जाएगा।</w:t>
       </w:r>
     </w:p>
     <w:p>
@@ -226,6 +340,7 @@
           <w:color w:val="000000"/>
           <w:sz w:val="30"/>
           <w:szCs w:val="30"/>
+          <w:lang w:val="hi-IN" w:bidi="hi-IN"/>
         </w:rPr>
         <w:t xml:space="preserve">विषय सूची</w:t>
       </w:r>
@@ -243,6 +358,7 @@
         <w:r>
           <w:rPr>
             <w:rStyle w:val="Hyperlink"/>
+            <w:lang w:val="hi-IN" w:bidi="hi-IN"/>
           </w:rPr>
           <w:t xml:space="preserve">विवरण</w:t>
         </w:r>
@@ -261,6 +377,7 @@
         <w:r>
           <w:rPr>
             <w:rStyle w:val="Hyperlink"/>
+            <w:lang w:val="hi-IN" w:bidi="hi-IN"/>
           </w:rPr>
           <w:t xml:space="preserve">स्किल लेवल</w:t>
         </w:r>
@@ -279,6 +396,7 @@
         <w:r>
           <w:rPr>
             <w:rStyle w:val="Hyperlink"/>
+            <w:lang w:val="hi-IN" w:bidi="hi-IN"/>
           </w:rPr>
           <w:t xml:space="preserve">साइज़</w:t>
         </w:r>
@@ -297,6 +415,7 @@
         <w:r>
           <w:rPr>
             <w:rStyle w:val="Hyperlink"/>
+            <w:lang w:val="hi-IN" w:bidi="hi-IN"/>
           </w:rPr>
           <w:t xml:space="preserve">सामग्री</w:t>
         </w:r>
@@ -315,6 +434,7 @@
         <w:r>
           <w:rPr>
             <w:rStyle w:val="Hyperlink"/>
+            <w:lang w:val="hi-IN" w:bidi="hi-IN"/>
           </w:rPr>
           <w:t xml:space="preserve">स्टिच की गिनती और नाप</w:t>
         </w:r>
@@ -333,6 +453,7 @@
         <w:r>
           <w:rPr>
             <w:rStyle w:val="Hyperlink"/>
+            <w:lang w:val="hi-IN" w:bidi="hi-IN"/>
           </w:rPr>
           <w:t xml:space="preserve">पिछले लूप में काम करना</w:t>
         </w:r>
@@ -351,6 +472,7 @@
         <w:r>
           <w:rPr>
             <w:rStyle w:val="Hyperlink"/>
+            <w:lang w:val="hi-IN" w:bidi="hi-IN"/>
           </w:rPr>
           <w:t xml:space="preserve">निर्देश</w:t>
         </w:r>
@@ -369,6 +491,7 @@
         <w:r>
           <w:rPr>
             <w:rStyle w:val="Hyperlink"/>
+            <w:lang w:val="hi-IN" w:bidi="hi-IN"/>
           </w:rPr>
           <w:t xml:space="preserve">क्रोशे के शब्दों के बारे में</w:t>
         </w:r>
@@ -391,6 +514,7 @@
           <w:color w:val="000000"/>
           <w:sz w:val="30"/>
           <w:szCs w:val="30"/>
+          <w:lang w:val="hi-IN" w:bidi="hi-IN"/>
         </w:rPr>
         <w:t xml:space="preserve">विवरण</w:t>
       </w:r>
@@ -401,6 +525,9 @@
         <w:spacing w:after="200"/>
       </w:pPr>
       <w:r>
+        <w:rPr>
+          <w:lang w:val="hi-IN" w:bidi="hi-IN"/>
+        </w:rPr>
         <w:t xml:space="preserve">ऊपर की तरफ़ मोड़ने वाली ब्रिम के साथ एक रिब्ड बीनी। यह एक ही टुकड़े में, सपाट, एक किनारे से दूसरे किनारे तक बुनी जाती है, फिर एक साइड में एक बार स्लिप स्टिच से जोड़ी जाती है और ऊपर से समेटकर बंद कर दी जाती है।</w:t>
       </w:r>
     </w:p>
@@ -409,6 +536,9 @@
         <w:spacing w:after="200"/>
       </w:pPr>
       <w:r>
+        <w:rPr>
+          <w:lang w:val="hi-IN" w:bidi="hi-IN"/>
+        </w:rPr>
         <w:t xml:space="preserve">रिब हर स्टिच के पिछले लूप में काम करने से बनती है। कोई अलग रिब स्टिच सीखने की ज़रूरत नहीं है।</w:t>
       </w:r>
     </w:p>
@@ -429,6 +559,7 @@
           <w:color w:val="000000"/>
           <w:sz w:val="30"/>
           <w:szCs w:val="30"/>
+          <w:lang w:val="hi-IN" w:bidi="hi-IN"/>
         </w:rPr>
         <w:t xml:space="preserve">स्किल लेवल</w:t>
       </w:r>
@@ -439,6 +570,9 @@
         <w:spacing w:after="200"/>
       </w:pPr>
       <w:r>
+        <w:rPr>
+          <w:lang w:val="hi-IN" w:bidi="hi-IN"/>
+        </w:rPr>
         <w:t xml:space="preserve">शुरुआती। आपको चेन बनाना, सिंगल क्रोशे करना, स्लिप स्टिच करना, और ऊपर के हिस्से को सुई से समेटकर बंद करना आना चाहिए।</w:t>
       </w:r>
     </w:p>
@@ -459,6 +593,7 @@
           <w:color w:val="000000"/>
           <w:sz w:val="30"/>
           <w:szCs w:val="30"/>
+          <w:lang w:val="hi-IN" w:bidi="hi-IN"/>
         </w:rPr>
         <w:t xml:space="preserve">साइज़</w:t>
       </w:r>
@@ -469,6 +604,9 @@
         <w:spacing w:after="200"/>
       </w:pPr>
       <w:r>
+        <w:rPr>
+          <w:lang w:val="hi-IN" w:bidi="hi-IN"/>
+        </w:rPr>
         <w:t xml:space="preserve">वयस्क मीडियम। एक ही साइज़।</w:t>
       </w:r>
     </w:p>
@@ -482,6 +620,9 @@
         <w:spacing w:after="120"/>
       </w:pPr>
       <w:r>
+        <w:rPr>
+          <w:lang w:val="hi-IN" w:bidi="hi-IN"/>
+        </w:rPr>
         <w:t xml:space="preserve">22 इंच, यानी 56 सेंटीमीटर सिर की गोलाई के लिए।</w:t>
       </w:r>
     </w:p>
@@ -495,6 +636,9 @@
         <w:spacing w:after="120"/>
       </w:pPr>
       <w:r>
+        <w:rPr>
+          <w:lang w:val="hi-IN" w:bidi="hi-IN"/>
+        </w:rPr>
         <w:t xml:space="preserve">तैयार ऊँचाई: 12 इंच, यानी 30.5 सेंटीमीटर। इस नाप में फ़ोल्ड पहले से शामिल है, इसलिए इसमें कुछ और मत जोड़िए।</w:t>
       </w:r>
     </w:p>
@@ -508,6 +652,9 @@
         <w:spacing w:after="120"/>
       </w:pPr>
       <w:r>
+        <w:rPr>
+          <w:lang w:val="hi-IN" w:bidi="hi-IN"/>
+        </w:rPr>
         <w:t xml:space="preserve">जोड़ने से पहले सपाट टुकड़े की लंबाई: करीब 20 इंच, यानी 51 सेंटीमीटर।</w:t>
       </w:r>
     </w:p>
@@ -516,6 +663,9 @@
         <w:spacing w:after="200"/>
       </w:pPr>
       <w:r>
+        <w:rPr>
+          <w:lang w:val="hi-IN" w:bidi="hi-IN"/>
+        </w:rPr>
         <w:t xml:space="preserve">कपड़ा बहुत खिंचता है, इसीलिए सपाट लंबाई उस सिर से करीब 2 इंच, यानी 5 सेंटीमीटर छोटी है जिस पर यह टोपी आती है।</w:t>
       </w:r>
     </w:p>
@@ -536,6 +686,7 @@
           <w:color w:val="000000"/>
           <w:sz w:val="30"/>
           <w:szCs w:val="30"/>
+          <w:lang w:val="hi-IN" w:bidi="hi-IN"/>
         </w:rPr>
         <w:t xml:space="preserve">सामग्री</w:t>
       </w:r>
@@ -551,19 +702,61 @@
         <w:spacing w:after="120"/>
       </w:pPr>
       <w:r>
-        <w:t xml:space="preserve">ऐक्रेलिक यार्न, 100 प्रतिशत, वेट 4 मीडियम। यह वेट worsted, afghan या aran नाम से भी बिकता है।</w:t>
-      </w:r>
-    </w:p>
-    <w:p>
-      <w:pPr>
-        <w:pStyle w:val="ListParagraph"/>
-        <w:numPr>
-          <w:ilvl w:val="0"/>
-          <w:numId w:val="2"/>
-        </w:numPr>
-        <w:spacing w:after="120"/>
-      </w:pPr>
-      <w:r>
+        <w:rPr>
+          <w:lang w:val="hi-IN" w:bidi="hi-IN"/>
+        </w:rPr>
+        <w:t xml:space="preserve">ऐक्रेलिक यार्न, 100 प्रतिशत, वेट 4 मीडियम। यह वेट </w:t>
+      </w:r>
+      <w:r>
+        <w:rPr>
+          <w:lang w:val="en" w:bidi="en"/>
+        </w:rPr>
+        <w:t xml:space="preserve">worsted</w:t>
+      </w:r>
+      <w:r>
+        <w:rPr>
+          <w:lang w:val="hi-IN" w:bidi="hi-IN"/>
+        </w:rPr>
+        <w:t xml:space="preserve">, </w:t>
+      </w:r>
+      <w:r>
+        <w:rPr>
+          <w:lang w:val="en" w:bidi="en"/>
+        </w:rPr>
+        <w:t xml:space="preserve">afghan</w:t>
+      </w:r>
+      <w:r>
+        <w:rPr>
+          <w:lang w:val="hi-IN" w:bidi="hi-IN"/>
+        </w:rPr>
+        <w:t xml:space="preserve"> या </w:t>
+      </w:r>
+      <w:r>
+        <w:rPr>
+          <w:lang w:val="en" w:bidi="en"/>
+        </w:rPr>
+        <w:t xml:space="preserve">aran</w:t>
+      </w:r>
+      <w:r>
+        <w:rPr>
+          <w:lang w:val="hi-IN" w:bidi="hi-IN"/>
+        </w:rPr>
+        <w:t xml:space="preserve"> नाम से भी बिकता है।</w:t>
+      </w:r>
+    </w:p>
+    <w:p>
+      <w:pPr>
+        <w:pStyle w:val="ListParagraph"/>
+        <w:numPr>
+          <w:ilvl w:val="0"/>
+          <w:numId w:val="2"/>
+        </w:numPr>
+        <w:spacing w:after="120"/>
+      </w:pPr>
+      <w:r>
+        <w:rPr>
+          <w:lang w:val="hi-IN" w:bidi="hi-IN"/>
+        </w:rPr>
         <w:t xml:space="preserve">उसी यार्न का करीब 100 से 120 ग्राम, यानी लगभग 180 से 220 मीटर। 100 ग्राम की एक लच्छी शायद थोड़ी कम पड़ेगी, इसलिए दो लच्छी लीजिए, या 150 ग्राम की एक।</w:t>
       </w:r>
     </w:p>
@@ -577,19 +770,37 @@
         <w:spacing w:after="120"/>
       </w:pPr>
       <w:r>
-        <w:t xml:space="preserve">क्रोशे हुक, 5 मिलीमीटर। यह साइज़ H-8 भी लिखा जाता है।</w:t>
-      </w:r>
-    </w:p>
-    <w:p>
-      <w:pPr>
-        <w:pStyle w:val="ListParagraph"/>
-        <w:numPr>
-          <w:ilvl w:val="0"/>
-          <w:numId w:val="2"/>
-        </w:numPr>
-        <w:spacing w:after="120"/>
-      </w:pPr>
-      <w:r>
+        <w:rPr>
+          <w:lang w:val="hi-IN" w:bidi="hi-IN"/>
+        </w:rPr>
+        <w:t xml:space="preserve">क्रोशे हुक, 5 मिलीमीटर। यह साइज़ </w:t>
+      </w:r>
+      <w:r>
+        <w:rPr>
+          <w:lang w:val="en" w:bidi="en"/>
+        </w:rPr>
+        <w:t xml:space="preserve">H-8</w:t>
+      </w:r>
+      <w:r>
+        <w:rPr>
+          <w:lang w:val="hi-IN" w:bidi="hi-IN"/>
+        </w:rPr>
+        <w:t xml:space="preserve"> भी लिखा जाता है।</w:t>
+      </w:r>
+    </w:p>
+    <w:p>
+      <w:pPr>
+        <w:pStyle w:val="ListParagraph"/>
+        <w:numPr>
+          <w:ilvl w:val="0"/>
+          <w:numId w:val="2"/>
+        </w:numPr>
+        <w:spacing w:after="120"/>
+      </w:pPr>
+      <w:r>
+        <w:rPr>
+          <w:lang w:val="hi-IN" w:bidi="hi-IN"/>
+        </w:rPr>
         <w:t xml:space="preserve">इंची टेप।</w:t>
       </w:r>
     </w:p>
@@ -603,6 +814,9 @@
         <w:spacing w:after="120"/>
       </w:pPr>
       <w:r>
+        <w:rPr>
+          <w:lang w:val="hi-IN" w:bidi="hi-IN"/>
+        </w:rPr>
         <w:t xml:space="preserve">कैंची।</w:t>
       </w:r>
     </w:p>
@@ -616,6 +830,9 @@
         <w:spacing w:after="120"/>
       </w:pPr>
       <w:r>
+        <w:rPr>
+          <w:lang w:val="hi-IN" w:bidi="hi-IN"/>
+        </w:rPr>
         <w:t xml:space="preserve">डार्निंग सुई, या सिलाई की सुई।</w:t>
       </w:r>
     </w:p>
@@ -629,6 +846,9 @@
         <w:spacing w:after="120"/>
       </w:pPr>
       <w:r>
+        <w:rPr>
+          <w:lang w:val="hi-IN" w:bidi="hi-IN"/>
+        </w:rPr>
         <w:t xml:space="preserve">स्टिच मार्कर, या सेफ़्टी पिन।</w:t>
       </w:r>
     </w:p>
@@ -649,6 +869,7 @@
           <w:color w:val="000000"/>
           <w:sz w:val="30"/>
           <w:szCs w:val="30"/>
+          <w:lang w:val="hi-IN" w:bidi="hi-IN"/>
         </w:rPr>
         <w:t xml:space="preserve">स्टिच की गिनती और नाप</w:t>
       </w:r>
@@ -659,6 +880,9 @@
         <w:spacing w:after="200"/>
       </w:pPr>
       <w:r>
+        <w:rPr>
+          <w:lang w:val="hi-IN" w:bidi="hi-IN"/>
+        </w:rPr>
         <w:t xml:space="preserve">इस टोपी की हर रो में 40 स्टिच हैं। पूरी टोपी 66 रो लंबी है।</w:t>
       </w:r>
     </w:p>
@@ -672,6 +896,9 @@
         <w:spacing w:after="120"/>
       </w:pPr>
       <w:r>
+        <w:rPr>
+          <w:lang w:val="hi-IN" w:bidi="hi-IN"/>
+        </w:rPr>
         <w:t xml:space="preserve">शुरू की 41 चेन की लंबाई करीब 12 इंच, यानी 30.5 सेंटीमीटर होती है।</w:t>
       </w:r>
     </w:p>
@@ -685,6 +912,9 @@
         <w:spacing w:after="120"/>
       </w:pPr>
       <w:r>
+        <w:rPr>
+          <w:lang w:val="hi-IN" w:bidi="hi-IN"/>
+        </w:rPr>
         <w:t xml:space="preserve">एक रो की 40 स्टिच की लंबाई करीब 12 इंच, यानी 30.5 सेंटीमीटर होती है।</w:t>
       </w:r>
     </w:p>
@@ -698,6 +928,9 @@
         <w:spacing w:after="120"/>
       </w:pPr>
       <w:r>
+        <w:rPr>
+          <w:lang w:val="hi-IN" w:bidi="hi-IN"/>
+        </w:rPr>
         <w:t xml:space="preserve">66 रो की लंबाई करीब 20 इंच, यानी 51 सेंटीमीटर होती है।</w:t>
       </w:r>
     </w:p>
@@ -706,6 +939,9 @@
         <w:spacing w:after="200"/>
       </w:pPr>
       <w:r>
+        <w:rPr>
+          <w:lang w:val="hi-IN" w:bidi="hi-IN"/>
+        </w:rPr>
         <w:t xml:space="preserve">अगर आपकी स्टिच इन नापों से कसी या ढीली निकलें, तो नाप के बजाय गिनती के हिसाब से काम कीजिए। टोपी फिर भी आ जाएगी, क्योंकि कपड़ा खिंचता है।</w:t>
       </w:r>
     </w:p>
@@ -714,6 +950,9 @@
         <w:spacing w:after="200"/>
       </w:pPr>
       <w:r>
+        <w:rPr>
+          <w:lang w:val="hi-IN" w:bidi="hi-IN"/>
+        </w:rPr>
         <w:t xml:space="preserve">अगर कपड़ा सख्त लगे और खिंचे नहीं, तो बड़ा हुक लीजिए। अगर स्टिच के बीच खाली जगह महसूस हो, तो छोटा हुक लीजिए।</w:t>
       </w:r>
     </w:p>
@@ -722,6 +961,9 @@
         <w:spacing w:after="200"/>
       </w:pPr>
       <w:r>
+        <w:rPr>
+          <w:lang w:val="hi-IN" w:bidi="hi-IN"/>
+        </w:rPr>
         <w:t xml:space="preserve">66 रो गिनना आसान रहता है अगर आप साथ-साथ निशान लगाते चलें। हर दसवीं रो की पहली स्टिच पर स्टिच मार्कर खिसकाते जाइए, या रो काउंटर इस्तेमाल कीजिए।</w:t>
       </w:r>
     </w:p>
@@ -742,6 +984,7 @@
           <w:color w:val="000000"/>
           <w:sz w:val="30"/>
           <w:szCs w:val="30"/>
+          <w:lang w:val="hi-IN" w:bidi="hi-IN"/>
         </w:rPr>
         <w:t xml:space="preserve">पिछले लूप में काम करना</w:t>
       </w:r>
@@ -752,6 +995,9 @@
         <w:spacing w:after="200"/>
       </w:pPr>
       <w:r>
+        <w:rPr>
+          <w:lang w:val="hi-IN" w:bidi="hi-IN"/>
+        </w:rPr>
         <w:t xml:space="preserve">हर स्टिच के ऊपर दो लूप होते हैं: एक आपके नज़दीक और एक दूर। जो दूर है, वही पिछला लूप है।</w:t>
       </w:r>
     </w:p>
@@ -760,6 +1006,9 @@
         <w:spacing w:after="200"/>
       </w:pPr>
       <w:r>
+        <w:rPr>
+          <w:lang w:val="hi-IN" w:bidi="hi-IN"/>
+        </w:rPr>
         <w:t xml:space="preserve">सिर्फ़ पिछले लूप में काम करने के लिए, हुक को सिर्फ़ उसी दूर वाले लूप के नीचे डालिए, और नज़दीक वाले लूप को छुए बिना छोड़ दीजिए। जो लूप छूटे रहते हैं, वे उभरी हुई लकीरें बना देते हैं, और वही लकीरें रिब हैं।</w:t>
       </w:r>
     </w:p>
@@ -768,6 +1017,9 @@
         <w:spacing w:after="200"/>
       </w:pPr>
       <w:r>
+        <w:rPr>
+          <w:lang w:val="hi-IN" w:bidi="hi-IN"/>
+        </w:rPr>
         <w:t xml:space="preserve">रो 1 शुरू की चेन में आम तरीके से, दोनों लूप के नीचे बुनी जाती है। उसके बाद हर रो सिर्फ़ पिछले लूप में बुनी जाती है।</w:t>
       </w:r>
     </w:p>
@@ -788,6 +1040,7 @@
           <w:color w:val="000000"/>
           <w:sz w:val="30"/>
           <w:szCs w:val="30"/>
+          <w:lang w:val="hi-IN" w:bidi="hi-IN"/>
         </w:rPr>
         <w:t xml:space="preserve">निर्देश</w:t>
       </w:r>
@@ -809,6 +1062,7 @@
           <w:color w:val="000000"/>
           <w:sz w:val="26"/>
           <w:szCs w:val="26"/>
+          <w:lang w:val="hi-IN" w:bidi="hi-IN"/>
         </w:rPr>
         <w:t xml:space="preserve">शुरू की चेन</w:t>
       </w:r>
@@ -823,6 +1077,9 @@
         <w:spacing w:after="120"/>
       </w:pPr>
       <w:r>
+        <w:rPr>
+          <w:lang w:val="hi-IN" w:bidi="hi-IN"/>
+        </w:rPr>
         <w:t xml:space="preserve">हुक पर एक स्लिप नॉट बनाइए।</w:t>
       </w:r>
     </w:p>
@@ -836,6 +1093,9 @@
         <w:spacing w:after="120"/>
       </w:pPr>
       <w:r>
+        <w:rPr>
+          <w:lang w:val="hi-IN" w:bidi="hi-IN"/>
+        </w:rPr>
         <w:t xml:space="preserve">41 चेन बनाइए। इन 41 चेन में से एक टर्निंग चेन बन जाती है, इसलिए पहली रो में 40 स्टिच बनती हैं।</w:t>
       </w:r>
     </w:p>
@@ -855,6 +1115,7 @@
           <w:color w:val="000000"/>
           <w:sz w:val="26"/>
           <w:szCs w:val="26"/>
+          <w:lang w:val="hi-IN" w:bidi="hi-IN"/>
         </w:rPr>
         <w:t xml:space="preserve">रो 1</w:t>
       </w:r>
@@ -869,6 +1130,9 @@
         <w:spacing w:after="120"/>
       </w:pPr>
       <w:r>
+        <w:rPr>
+          <w:lang w:val="hi-IN" w:bidi="hi-IN"/>
+        </w:rPr>
         <w:t xml:space="preserve">हुक के सबसे पास वाली चेन छोड़ दीजिए।</w:t>
       </w:r>
     </w:p>
@@ -882,6 +1146,9 @@
         <w:spacing w:after="120"/>
       </w:pPr>
       <w:r>
+        <w:rPr>
+          <w:lang w:val="hi-IN" w:bidi="hi-IN"/>
+        </w:rPr>
         <w:t xml:space="preserve">अगली चेन में 1 सिंगल क्रोशे बनाइए, हुक उस चेन के दोनों लूप के नीचे डालते हुए, आम तरीके से।</w:t>
       </w:r>
     </w:p>
@@ -895,6 +1162,9 @@
         <w:spacing w:after="120"/>
       </w:pPr>
       <w:r>
+        <w:rPr>
+          <w:lang w:val="hi-IN" w:bidi="hi-IN"/>
+        </w:rPr>
         <w:t xml:space="preserve">इस पहली स्टिच में एक स्टिच मार्कर या सेफ़्टी पिन लगाइए।</w:t>
       </w:r>
     </w:p>
@@ -908,6 +1178,9 @@
         <w:spacing w:after="120"/>
       </w:pPr>
       <w:r>
+        <w:rPr>
+          <w:lang w:val="hi-IN" w:bidi="hi-IN"/>
+        </w:rPr>
         <w:t xml:space="preserve">रो के आख़िर तक बची हुई हर चेन में 1 सिंगल क्रोशे बनाइए, दोनों लूप के नीचे ही।</w:t>
       </w:r>
     </w:p>
@@ -916,6 +1189,9 @@
         <w:spacing w:after="200"/>
       </w:pPr>
       <w:r>
+        <w:rPr>
+          <w:lang w:val="hi-IN" w:bidi="hi-IN"/>
+        </w:rPr>
         <w:t xml:space="preserve">अब आपके पास 40 स्टिच हैं।</w:t>
       </w:r>
     </w:p>
@@ -935,6 +1211,7 @@
           <w:color w:val="000000"/>
           <w:sz w:val="26"/>
           <w:szCs w:val="26"/>
+          <w:lang w:val="hi-IN" w:bidi="hi-IN"/>
         </w:rPr>
         <w:t xml:space="preserve">रो 2</w:t>
       </w:r>
@@ -949,6 +1226,9 @@
         <w:spacing w:after="120"/>
       </w:pPr>
       <w:r>
+        <w:rPr>
+          <w:lang w:val="hi-IN" w:bidi="hi-IN"/>
+        </w:rPr>
         <w:t xml:space="preserve">1 चेन बनाइए, फिर अपना काम पलटिए।</w:t>
       </w:r>
     </w:p>
@@ -962,6 +1242,9 @@
         <w:spacing w:after="120"/>
       </w:pPr>
       <w:r>
+        <w:rPr>
+          <w:lang w:val="hi-IN" w:bidi="hi-IN"/>
+        </w:rPr>
         <w:t xml:space="preserve">रो की हर स्टिच के सिर्फ़ पिछले लूप में 1 सिंगल क्रोशे बनाइए।</w:t>
       </w:r>
     </w:p>
@@ -975,6 +1258,9 @@
         <w:spacing w:after="120"/>
       </w:pPr>
       <w:r>
+        <w:rPr>
+          <w:lang w:val="hi-IN" w:bidi="hi-IN"/>
+        </w:rPr>
         <w:t xml:space="preserve">इस रो की पहली स्टिच में एक स्टिच मार्कर लगाइए।</w:t>
       </w:r>
     </w:p>
@@ -983,6 +1269,9 @@
         <w:spacing w:after="200"/>
       </w:pPr>
       <w:r>
+        <w:rPr>
+          <w:lang w:val="hi-IN" w:bidi="hi-IN"/>
+        </w:rPr>
         <w:t xml:space="preserve">आपके पास 40 स्टिच हैं।</w:t>
       </w:r>
     </w:p>
@@ -991,6 +1280,9 @@
         <w:spacing w:after="200"/>
       </w:pPr>
       <w:r>
+        <w:rPr>
+          <w:lang w:val="hi-IN" w:bidi="hi-IN"/>
+        </w:rPr>
         <w:t xml:space="preserve">काम के दोनों किनारों पर हर रो की पहली स्टिच मार्क करते रहने से ही रो की आख़िरी स्टिच छूटने से बचती है। दोनों मार्कर साथ-साथ ऊपर खिसकाते जाइए।</w:t>
       </w:r>
     </w:p>
@@ -1010,6 +1302,7 @@
           <w:color w:val="000000"/>
           <w:sz w:val="26"/>
           <w:szCs w:val="26"/>
+          <w:lang w:val="hi-IN" w:bidi="hi-IN"/>
         </w:rPr>
         <w:t xml:space="preserve">रो 3 से 66</w:t>
       </w:r>
@@ -1019,6 +1312,9 @@
         <w:spacing w:after="200"/>
       </w:pPr>
       <w:r>
+        <w:rPr>
+          <w:lang w:val="hi-IN" w:bidi="hi-IN"/>
+        </w:rPr>
         <w:t xml:space="preserve">रो 2 को 64 बार और दोहराइए, ताकि कुल 66 रो बन जाएँ, और हर रो में 40 स्टिच हों।</w:t>
       </w:r>
     </w:p>
@@ -1027,6 +1323,9 @@
         <w:spacing w:after="200"/>
       </w:pPr>
       <w:r>
+        <w:rPr>
+          <w:lang w:val="hi-IN" w:bidi="hi-IN"/>
+        </w:rPr>
         <w:t xml:space="preserve">अब टुकड़ा अपने लंबे किनारे पर करीब 20 इंच, यानी 51 सेंटीमीटर का होना चाहिए, कपड़े को ढीला रखकर, खींचे बिना।</w:t>
       </w:r>
     </w:p>
@@ -1035,6 +1334,9 @@
         <w:spacing w:after="200"/>
       </w:pPr>
       <w:r>
+        <w:rPr>
+          <w:lang w:val="hi-IN" w:bidi="hi-IN"/>
+        </w:rPr>
         <w:t xml:space="preserve">किसी पूरी रो के बाद ही रुकिए। धागा अभी मत काटिए।</w:t>
       </w:r>
     </w:p>
@@ -1054,6 +1356,7 @@
           <w:color w:val="000000"/>
           <w:sz w:val="26"/>
           <w:szCs w:val="26"/>
+          <w:lang w:val="hi-IN" w:bidi="hi-IN"/>
         </w:rPr>
         <w:t xml:space="preserve">सीवन</w:t>
       </w:r>
@@ -1068,6 +1371,9 @@
         <w:spacing w:after="120"/>
       </w:pPr>
       <w:r>
+        <w:rPr>
+          <w:lang w:val="hi-IN" w:bidi="hi-IN"/>
+        </w:rPr>
         <w:t xml:space="preserve">टुकड़े को बीच से मोड़िए ताकि दोनों छोटे सिरे मिल जाएँ, और उन्हें स्टिच दर स्टिच मिलाइए। अब लंबे किनारे टोपी के नीचे और ऊपर वाले हिस्से हैं।</w:t>
       </w:r>
     </w:p>
@@ -1081,6 +1387,9 @@
         <w:spacing w:after="120"/>
       </w:pPr>
       <w:r>
+        <w:rPr>
+          <w:lang w:val="hi-IN" w:bidi="hi-IN"/>
+        </w:rPr>
         <w:t xml:space="preserve">दोनों परतों में से एक साथ काम करते हुए, दोनों छोटे सिरों को एक लंबे किनारे से दूसरे लंबे किनारे तक स्लिप स्टिच से जोड़िए।</w:t>
       </w:r>
     </w:p>
@@ -1094,6 +1403,9 @@
         <w:spacing w:after="120"/>
       </w:pPr>
       <w:r>
+        <w:rPr>
+          <w:lang w:val="hi-IN" w:bidi="hi-IN"/>
+        </w:rPr>
         <w:t xml:space="preserve">टोपी को उलटा कीजिए, ताकि सीवन अंदर की तरफ़ रहे।</w:t>
       </w:r>
     </w:p>
@@ -1107,6 +1419,9 @@
         <w:spacing w:after="120"/>
       </w:pPr>
       <w:r>
+        <w:rPr>
+          <w:lang w:val="hi-IN" w:bidi="hi-IN"/>
+        </w:rPr>
         <w:t xml:space="preserve">धागा काटिए, करीब 20 इंच, यानी 51 सेंटीमीटर लंबा सिरा छोड़कर। उस सिरे को हुक के आख़िरी लूप में से निकालकर कसकर खींचिए, ताकि वह पक्का हो जाए।</w:t>
       </w:r>
     </w:p>
@@ -1126,6 +1441,7 @@
           <w:color w:val="000000"/>
           <w:sz w:val="26"/>
           <w:szCs w:val="26"/>
+          <w:lang w:val="hi-IN" w:bidi="hi-IN"/>
         </w:rPr>
         <w:t xml:space="preserve">ऊपर का हिस्सा समेटना</w:t>
       </w:r>
@@ -1140,6 +1456,9 @@
         <w:spacing w:after="120"/>
       </w:pPr>
       <w:r>
+        <w:rPr>
+          <w:lang w:val="hi-IN" w:bidi="hi-IN"/>
+        </w:rPr>
         <w:t xml:space="preserve">तय कीजिए कि कौन-सा लंबा किनारा टोपी का ऊपरी हिस्सा है। कोई भी किनारा चलेगा, क्योंकि दोनों एक जैसे हैं।</w:t>
       </w:r>
     </w:p>
@@ -1153,6 +1472,9 @@
         <w:spacing w:after="120"/>
       </w:pPr>
       <w:r>
+        <w:rPr>
+          <w:lang w:val="hi-IN" w:bidi="hi-IN"/>
+        </w:rPr>
         <w:t xml:space="preserve">20 इंच वाला सिरा डार्निंग सुई में डालिए।</w:t>
       </w:r>
     </w:p>
@@ -1166,6 +1488,9 @@
         <w:spacing w:after="120"/>
       </w:pPr>
       <w:r>
+        <w:rPr>
+          <w:lang w:val="hi-IN" w:bidi="hi-IN"/>
+        </w:rPr>
         <w:t xml:space="preserve">उस ऊपरी किनारे पर पूरी गोलाई में रनिंग स्टिच लगाइए: सुई कपड़े के अंदर, फिर बाहर, स्टिच बराबर दूरी पर और किनारे के पास रखते हुए।</w:t>
       </w:r>
     </w:p>
@@ -1179,6 +1504,9 @@
         <w:spacing w:after="120"/>
       </w:pPr>
       <w:r>
+        <w:rPr>
+          <w:lang w:val="hi-IN" w:bidi="hi-IN"/>
+        </w:rPr>
         <w:t xml:space="preserve">पूरी गोलाई हो जाने पर सिरे को कसकर खींचिए। ऊपर का हिस्सा सिमटकर बंद हो जाएगा।</w:t>
       </w:r>
     </w:p>
@@ -1192,6 +1520,9 @@
         <w:spacing w:after="120"/>
       </w:pPr>
       <w:r>
+        <w:rPr>
+          <w:lang w:val="hi-IN" w:bidi="hi-IN"/>
+        </w:rPr>
         <w:t xml:space="preserve">सिरे में गाँठ लगाकर उसे पक्का कीजिए।</w:t>
       </w:r>
     </w:p>
@@ -1211,6 +1542,7 @@
           <w:color w:val="000000"/>
           <w:sz w:val="26"/>
           <w:szCs w:val="26"/>
+          <w:lang w:val="hi-IN" w:bidi="hi-IN"/>
         </w:rPr>
         <w:t xml:space="preserve">फ़िनिशिंग</w:t>
       </w:r>
@@ -1225,6 +1557,9 @@
         <w:spacing w:after="120"/>
       </w:pPr>
       <w:r>
+        <w:rPr>
+          <w:lang w:val="hi-IN" w:bidi="hi-IN"/>
+        </w:rPr>
         <w:t xml:space="preserve">बचे हुए सिरे से समेटे हुए ऊपरी हिस्से के बीच बचा छोटा छेद बंद कीजिए।</w:t>
       </w:r>
     </w:p>
@@ -1238,6 +1573,9 @@
         <w:spacing w:after="120"/>
       </w:pPr>
       <w:r>
+        <w:rPr>
+          <w:lang w:val="hi-IN" w:bidi="hi-IN"/>
+        </w:rPr>
         <w:t xml:space="preserve">सारे धागे कपड़े में छिपाइए और काट दीजिए।</w:t>
       </w:r>
     </w:p>
@@ -1251,6 +1589,9 @@
         <w:spacing w:after="120"/>
       </w:pPr>
       <w:r>
+        <w:rPr>
+          <w:lang w:val="hi-IN" w:bidi="hi-IN"/>
+        </w:rPr>
         <w:t xml:space="preserve">टोपी का निचला किनारा जितना गहरा अच्छा लगे, उतना ऊपर मोड़ लीजिए।</w:t>
       </w:r>
     </w:p>
@@ -1271,6 +1612,7 @@
           <w:color w:val="000000"/>
           <w:sz w:val="30"/>
           <w:szCs w:val="30"/>
+          <w:lang w:val="hi-IN" w:bidi="hi-IN"/>
         </w:rPr>
         <w:t xml:space="preserve">क्रोशे के शब्दों के बारे में</w:t>
       </w:r>
@@ -1281,6 +1623,9 @@
         <w:spacing w:after="200"/>
       </w:pPr>
       <w:r>
+        <w:rPr>
+          <w:lang w:val="hi-IN" w:bidi="hi-IN"/>
+        </w:rPr>
         <w:t xml:space="preserve">इस पैटर्न में अमेरिकी क्रोशे शब्द इस्तेमाल हुए हैं। ब्रिटिश शब्दों में, जिस स्टिच को यहाँ सिंगल क्रोशे कहा गया है, उसे डबल क्रोशे कहते हैं।</w:t>
       </w:r>
     </w:p>
@@ -1289,6 +1634,9 @@
         <w:spacing w:after="200"/>
       </w:pPr>
       <w:r>
+        <w:rPr>
+          <w:lang w:val="hi-IN" w:bidi="hi-IN"/>
+        </w:rPr>
         <w:t xml:space="preserve">यह पैटर्न आपके अपने बनाने के लिए है। फ़ाइल खुद आगे मत बेचिए और न ही साझा कीजिए।</w:t>
       </w:r>
     </w:p>
@@ -1481,6 +1829,7 @@
         <w:color w:val="000000"/>
         <w:sz w:val="24"/>
         <w:szCs w:val="24"/>
+        <w:lang w:val="hi-IN" w:bidi="hi-IN"/>
       </w:rPr>
     </w:lvl>
   </w:abstractNum>
@@ -1499,6 +1848,7 @@
         <w:color w:val="000000"/>
         <w:sz w:val="24"/>
         <w:szCs w:val="24"/>
+        <w:lang w:val="hi-IN" w:bidi="hi-IN"/>
       </w:rPr>
     </w:lvl>
   </w:abstractNum>

--- a/crochet-curio/assets/patterns/rosie-beanie-pattern-large-print-hi.docx
+++ b/crochet-curio/assets/patterns/rosie-beanie-pattern-large-print-hi.docx
@@ -244,7 +244,7 @@
         <w:rPr>
           <w:lang w:val="hi-IN" w:bidi="hi-IN"/>
         </w:rPr>
-        <w:t xml:space="preserve">हेडिंग क्रम से इस्तेमाल हुई हैं और सूचियाँ असली सूचियाँ हैं, इसलिए स्क्रीन रीडर हेडिंग के सहारे पैटर्न में आगे-पीछे जा सकता है।</w:t>
+        <w:t xml:space="preserve">हेडिंग क्रम से इस्तेमाल हुई हैं और सूचियाँ असली सूचियाँ हैं, इसलिए स्क्रीन रीडर हेडिंग के सहारे पैटर्न में आगे और पीछे जा सकता है।</w:t>
       </w:r>
     </w:p>
     <w:p>
@@ -308,7 +308,7 @@
         </w:rPr>
         <w:t xml:space="preserve">अगर इस पैटर्न में कुछ गलत है, समझ से बाहर है, या आपके स्क्रीन रीडर पर ठीक से नहीं पढ़ा जाता, तो कृपया </w:t>
       </w:r>
-      <w:hyperlink w:history="1" r:id="rIdaapifeebrd-1ksdb7lp0o">
+      <w:hyperlink w:history="1" r:id="rIdza9litre2luxe4bvrxohg">
         <w:r>
           <w:rPr>
             <w:rStyle w:val="Hyperlink"/>
@@ -779,7 +779,7 @@
         <w:rPr>
           <w:lang w:val="en" w:bidi="en"/>
         </w:rPr>
-        <w:t xml:space="preserve">H-8</w:t>
+        <w:t xml:space="preserve">H8</w:t>
       </w:r>
       <w:r>
         <w:rPr>
@@ -964,7 +964,7 @@
         <w:rPr>
           <w:lang w:val="hi-IN" w:bidi="hi-IN"/>
         </w:rPr>
-        <w:t xml:space="preserve">66 रो गिनना आसान रहता है अगर आप साथ-साथ निशान लगाते चलें। हर दसवीं रो की पहली स्टिच पर स्टिच मार्कर खिसकाते जाइए, या रो काउंटर इस्तेमाल कीजिए।</w:t>
+        <w:t xml:space="preserve">66 रो गिनना आसान रहता है अगर आप निशान साथ ही लगाते चलें। हर दसवीं रो की पहली स्टिच पर स्टिच मार्कर खिसकाते जाइए, या रो काउंटर इस्तेमाल कीजिए।</w:t>
       </w:r>
     </w:p>
     <w:p>
@@ -1283,7 +1283,7 @@
         <w:rPr>
           <w:lang w:val="hi-IN" w:bidi="hi-IN"/>
         </w:rPr>
-        <w:t xml:space="preserve">काम के दोनों किनारों पर हर रो की पहली स्टिच मार्क करते रहने से ही रो की आख़िरी स्टिच छूटने से बचती है। दोनों मार्कर साथ-साथ ऊपर खिसकाते जाइए।</w:t>
+        <w:t xml:space="preserve">काम के दोनों किनारों पर हर रो की पहली स्टिच मार्क करते रहने से ही रो की आख़िरी स्टिच छूटने से बचती है। दोनों मार्कर एक साथ ऊपर खिसकाते जाइए।</w:t>
       </w:r>
     </w:p>
     <w:p>
@@ -1459,7 +1459,7 @@
         <w:rPr>
           <w:lang w:val="hi-IN" w:bidi="hi-IN"/>
         </w:rPr>
-        <w:t xml:space="preserve">तय कीजिए कि कौन-सा लंबा किनारा टोपी का ऊपरी हिस्सा है। कोई भी किनारा चलेगा, क्योंकि दोनों एक जैसे हैं।</w:t>
+        <w:t xml:space="preserve">तय कीजिए कि कौन सा लंबा किनारा टोपी का ऊपरी हिस्सा है। कोई भी किनारा चलेगा, क्योंकि दोनों एक जैसे हैं।</w:t>
       </w:r>
     </w:p>
     <w:p>

--- a/crochet-curio/assets/patterns/rosie-beanie-pattern-large-print-hi.docx
+++ b/crochet-curio/assets/patterns/rosie-beanie-pattern-large-print-hi.docx
@@ -308,7 +308,7 @@
         </w:rPr>
         <w:t xml:space="preserve">अगर इस पैटर्न में कुछ गलत है, समझ से बाहर है, या आपके स्क्रीन रीडर पर ठीक से नहीं पढ़ा जाता, तो कृपया </w:t>
       </w:r>
-      <w:hyperlink w:history="1" r:id="rIdza9litre2luxe4bvrxohg">
+      <w:hyperlink w:history="1" r:id="rIdc-zgz5oxmukbyhpddpy1d">
         <w:r>
           <w:rPr>
             <w:rStyle w:val="Hyperlink"/>
@@ -705,43 +705,7 @@
         <w:rPr>
           <w:lang w:val="hi-IN" w:bidi="hi-IN"/>
         </w:rPr>
-        <w:t xml:space="preserve">ऐक्रेलिक यार्न, 100 प्रतिशत, वेट 4 मीडियम। यह वेट </w:t>
-      </w:r>
-      <w:r>
-        <w:rPr>
-          <w:lang w:val="en" w:bidi="en"/>
-        </w:rPr>
-        <w:t xml:space="preserve">worsted</w:t>
-      </w:r>
-      <w:r>
-        <w:rPr>
-          <w:lang w:val="hi-IN" w:bidi="hi-IN"/>
-        </w:rPr>
-        <w:t xml:space="preserve">, </w:t>
-      </w:r>
-      <w:r>
-        <w:rPr>
-          <w:lang w:val="en" w:bidi="en"/>
-        </w:rPr>
-        <w:t xml:space="preserve">afghan</w:t>
-      </w:r>
-      <w:r>
-        <w:rPr>
-          <w:lang w:val="hi-IN" w:bidi="hi-IN"/>
-        </w:rPr>
-        <w:t xml:space="preserve"> या </w:t>
-      </w:r>
-      <w:r>
-        <w:rPr>
-          <w:lang w:val="en" w:bidi="en"/>
-        </w:rPr>
-        <w:t xml:space="preserve">aran</w:t>
-      </w:r>
-      <w:r>
-        <w:rPr>
-          <w:lang w:val="hi-IN" w:bidi="hi-IN"/>
-        </w:rPr>
-        <w:t xml:space="preserve"> नाम से भी बिकता है।</w:t>
+        <w:t xml:space="preserve">ऐक्रेलिक यार्न, 100 प्रतिशत, वेट 4 मीडियम। यह वेट वर्स्टेड, अफ़गान या एरन नाम से भी बिकता है।</w:t>
       </w:r>
     </w:p>
     <w:p>
@@ -773,19 +737,7 @@
         <w:rPr>
           <w:lang w:val="hi-IN" w:bidi="hi-IN"/>
         </w:rPr>
-        <w:t xml:space="preserve">क्रोशे हुक, 5 मिलीमीटर। यह साइज़ </w:t>
-      </w:r>
-      <w:r>
-        <w:rPr>
-          <w:lang w:val="en" w:bidi="en"/>
-        </w:rPr>
-        <w:t xml:space="preserve">H8</w:t>
-      </w:r>
-      <w:r>
-        <w:rPr>
-          <w:lang w:val="hi-IN" w:bidi="hi-IN"/>
-        </w:rPr>
-        <w:t xml:space="preserve"> भी लिखा जाता है।</w:t>
+        <w:t xml:space="preserve">क्रोशे हुक, 5 मिलीमीटर। यह साइज़ एच 8 भी लिखा जाता है।</w:t>
       </w:r>
     </w:p>
     <w:p>

--- a/crochet-curio/assets/patterns/rosie-beanie-pattern-large-print-hi.docx
+++ b/crochet-curio/assets/patterns/rosie-beanie-pattern-large-print-hi.docx
@@ -29,15 +29,9 @@
       </w:pPr>
       <w:r>
         <w:rPr>
-          <w:lang w:val="en" w:bidi="en"/>
-        </w:rPr>
-        <w:t xml:space="preserve">Crochet Curio</w:t>
-      </w:r>
-      <w:r>
-        <w:rPr>
-          <w:lang w:val="hi-IN" w:bidi="hi-IN"/>
-        </w:rPr>
-        <w:t xml:space="preserve"> का क्रोशे पैटर्न।</w:t>
+          <w:lang w:val="hi-IN" w:bidi="hi-IN"/>
+        </w:rPr>
+        <w:t xml:space="preserve">क्रोशे क्यूरियो का क्रोशे पैटर्न।</w:t>
       </w:r>
     </w:p>
     <w:p>
@@ -112,183 +106,135 @@
         <w:rPr>
           <w:lang w:val="hi-IN" w:bidi="hi-IN"/>
         </w:rPr>
-        <w:t xml:space="preserve">टाइप का साइज़ आपके हाथ में है: ब्राउज़र में </w:t>
+        <w:t xml:space="preserve">टाइप का साइज़ आपके हाथ में है: ब्राउज़र में कंट्रोल और +, वर्ड फ़ाइल में वर्ड का ज़ूम। दोनों में टेक्स्ट अपने आप दोबारा सज जाता है।</w:t>
+      </w:r>
+    </w:p>
+    <w:p>
+      <w:pPr>
+        <w:pStyle w:val="ListParagraph"/>
+        <w:numPr>
+          <w:ilvl w:val="0"/>
+          <w:numId w:val="2"/>
+        </w:numPr>
+        <w:spacing w:after="120"/>
+      </w:pPr>
+      <w:r>
+        <w:rPr>
+          <w:lang w:val="hi-IN" w:bidi="hi-IN"/>
+        </w:rPr>
+        <w:t xml:space="preserve">कहीं भी इटैलिक अक्षर इस्तेमाल नहीं किए गए हैं।</w:t>
+      </w:r>
+    </w:p>
+    <w:p>
+      <w:pPr>
+        <w:pStyle w:val="ListParagraph"/>
+        <w:numPr>
+          <w:ilvl w:val="0"/>
+          <w:numId w:val="2"/>
+        </w:numPr>
+        <w:spacing w:after="120"/>
+      </w:pPr>
+      <w:r>
+        <w:rPr>
+          <w:lang w:val="hi-IN" w:bidi="hi-IN"/>
+        </w:rPr>
+        <w:t xml:space="preserve">हर निर्देश पूरा लिखा गया है। कोई शॉर्ट फ़ॉर्म नहीं है, और याद करने के लिए कोई शॉर्ट फ़ॉर्म की सूची भी नहीं है।</w:t>
+      </w:r>
+    </w:p>
+    <w:p>
+      <w:pPr>
+        <w:pStyle w:val="ListParagraph"/>
+        <w:numPr>
+          <w:ilvl w:val="0"/>
+          <w:numId w:val="2"/>
+        </w:numPr>
+        <w:spacing w:after="120"/>
+      </w:pPr>
+      <w:r>
+        <w:rPr>
+          <w:lang w:val="hi-IN" w:bidi="hi-IN"/>
+        </w:rPr>
+        <w:t xml:space="preserve">कोई चार्ट, कोई स्टिच डायग्राम और कोई फ़ोटो नहीं है। इस पैटर्न में कोई बात तस्वीर के सहारे नहीं कही गई।</w:t>
+      </w:r>
+    </w:p>
+    <w:p>
+      <w:pPr>
+        <w:pStyle w:val="ListParagraph"/>
+        <w:numPr>
+          <w:ilvl w:val="0"/>
+          <w:numId w:val="2"/>
+        </w:numPr>
+        <w:spacing w:after="120"/>
+      </w:pPr>
+      <w:r>
+        <w:rPr>
+          <w:lang w:val="hi-IN" w:bidi="hi-IN"/>
+        </w:rPr>
+        <w:t xml:space="preserve">कोई निर्देश रंग पर, या कपड़े का एक तरफ़ दूसरे से पहचानने पर निर्भर नहीं है।</w:t>
+      </w:r>
+    </w:p>
+    <w:p>
+      <w:pPr>
+        <w:pStyle w:val="ListParagraph"/>
+        <w:numPr>
+          <w:ilvl w:val="0"/>
+          <w:numId w:val="2"/>
+        </w:numPr>
+        <w:spacing w:after="120"/>
+      </w:pPr>
+      <w:r>
+        <w:rPr>
+          <w:lang w:val="hi-IN" w:bidi="hi-IN"/>
+        </w:rPr>
+        <w:t xml:space="preserve">हर स्टेप में स्टिच की गिनती भी है और नाप भी, ताकि पैटर्न गिनकर भी और नापकर भी फ़ॉलो किया जा सके।</w:t>
+      </w:r>
+    </w:p>
+    <w:p>
+      <w:pPr>
+        <w:pStyle w:val="ListParagraph"/>
+        <w:numPr>
+          <w:ilvl w:val="0"/>
+          <w:numId w:val="2"/>
+        </w:numPr>
+        <w:spacing w:after="120"/>
+      </w:pPr>
+      <w:r>
+        <w:rPr>
+          <w:lang w:val="hi-IN" w:bidi="hi-IN"/>
+        </w:rPr>
+        <w:t xml:space="preserve">हेडिंग क्रम से इस्तेमाल हुई हैं और सूचियाँ असली सूचियाँ हैं, इसलिए स्क्रीन रीडर हेडिंग के सहारे पैटर्न में आगे और पीछे जा सकता है।</w:t>
+      </w:r>
+    </w:p>
+    <w:p>
+      <w:pPr>
+        <w:pStyle w:val="ListParagraph"/>
+        <w:numPr>
+          <w:ilvl w:val="0"/>
+          <w:numId w:val="2"/>
+        </w:numPr>
+        <w:spacing w:after="120"/>
+      </w:pPr>
+      <w:r>
+        <w:rPr>
+          <w:lang w:val="hi-IN" w:bidi="hi-IN"/>
+        </w:rPr>
+        <w:t xml:space="preserve">क्रोशे की तकनीक के नाम देवनागरी में लिखे हैं, सिंगल क्रोशे, स्लिप स्टिच, चेन, क्योंकि हिन्दी में यह कला इन्हीं नामों से सिखाई जाती है।</w:t>
+      </w:r>
+    </w:p>
+    <w:p>
+      <w:pPr>
+        <w:spacing w:after="200"/>
+      </w:pPr>
+      <w:r>
+        <w:rPr>
+          <w:lang w:val="hi-IN" w:bidi="hi-IN"/>
+        </w:rPr>
+        <w:t xml:space="preserve">स्क्रीन रीडर टेस्टिंग: इस पैटर्न के अंग्रेज़ी वेब एडिशन और अंग्रेज़ी वर्ड एडिशन, दोनों </w:t>
       </w:r>
       <w:r>
         <w:rPr>
           <w:lang w:val="en" w:bidi="en"/>
         </w:rPr>
-        <w:t xml:space="preserve">Ctrl</w:t>
-      </w:r>
-      <w:r>
-        <w:rPr>
-          <w:lang w:val="hi-IN" w:bidi="hi-IN"/>
-        </w:rPr>
-        <w:t xml:space="preserve"> और +, </w:t>
-      </w:r>
-      <w:r>
-        <w:rPr>
-          <w:lang w:val="en" w:bidi="en"/>
-        </w:rPr>
-        <w:t xml:space="preserve">Word</w:t>
-      </w:r>
-      <w:r>
-        <w:rPr>
-          <w:lang w:val="hi-IN" w:bidi="hi-IN"/>
-        </w:rPr>
-        <w:t xml:space="preserve"> फ़ाइल में </w:t>
-      </w:r>
-      <w:r>
-        <w:rPr>
-          <w:lang w:val="en" w:bidi="en"/>
-        </w:rPr>
-        <w:t xml:space="preserve">Word</w:t>
-      </w:r>
-      <w:r>
-        <w:rPr>
-          <w:lang w:val="hi-IN" w:bidi="hi-IN"/>
-        </w:rPr>
-        <w:t xml:space="preserve"> का ज़ूम। दोनों में टेक्स्ट अपने आप दोबारा सज जाता है।</w:t>
-      </w:r>
-    </w:p>
-    <w:p>
-      <w:pPr>
-        <w:pStyle w:val="ListParagraph"/>
-        <w:numPr>
-          <w:ilvl w:val="0"/>
-          <w:numId w:val="2"/>
-        </w:numPr>
-        <w:spacing w:after="120"/>
-      </w:pPr>
-      <w:r>
-        <w:rPr>
-          <w:lang w:val="hi-IN" w:bidi="hi-IN"/>
-        </w:rPr>
-        <w:t xml:space="preserve">कहीं भी इटैलिक अक्षर इस्तेमाल नहीं किए गए हैं।</w:t>
-      </w:r>
-    </w:p>
-    <w:p>
-      <w:pPr>
-        <w:pStyle w:val="ListParagraph"/>
-        <w:numPr>
-          <w:ilvl w:val="0"/>
-          <w:numId w:val="2"/>
-        </w:numPr>
-        <w:spacing w:after="120"/>
-      </w:pPr>
-      <w:r>
-        <w:rPr>
-          <w:lang w:val="hi-IN" w:bidi="hi-IN"/>
-        </w:rPr>
-        <w:t xml:space="preserve">हर निर्देश पूरा लिखा गया है। कोई शॉर्ट फ़ॉर्म नहीं है, और याद करने के लिए कोई शॉर्ट फ़ॉर्म की सूची भी नहीं है।</w:t>
-      </w:r>
-    </w:p>
-    <w:p>
-      <w:pPr>
-        <w:pStyle w:val="ListParagraph"/>
-        <w:numPr>
-          <w:ilvl w:val="0"/>
-          <w:numId w:val="2"/>
-        </w:numPr>
-        <w:spacing w:after="120"/>
-      </w:pPr>
-      <w:r>
-        <w:rPr>
-          <w:lang w:val="hi-IN" w:bidi="hi-IN"/>
-        </w:rPr>
-        <w:t xml:space="preserve">कोई चार्ट, कोई स्टिच डायग्राम और कोई फ़ोटो नहीं है। इस पैटर्न में कोई बात तस्वीर के सहारे नहीं कही गई।</w:t>
-      </w:r>
-    </w:p>
-    <w:p>
-      <w:pPr>
-        <w:pStyle w:val="ListParagraph"/>
-        <w:numPr>
-          <w:ilvl w:val="0"/>
-          <w:numId w:val="2"/>
-        </w:numPr>
-        <w:spacing w:after="120"/>
-      </w:pPr>
-      <w:r>
-        <w:rPr>
-          <w:lang w:val="hi-IN" w:bidi="hi-IN"/>
-        </w:rPr>
-        <w:t xml:space="preserve">कोई निर्देश रंग पर, या कपड़े का एक तरफ़ दूसरे से पहचानने पर निर्भर नहीं है।</w:t>
-      </w:r>
-    </w:p>
-    <w:p>
-      <w:pPr>
-        <w:pStyle w:val="ListParagraph"/>
-        <w:numPr>
-          <w:ilvl w:val="0"/>
-          <w:numId w:val="2"/>
-        </w:numPr>
-        <w:spacing w:after="120"/>
-      </w:pPr>
-      <w:r>
-        <w:rPr>
-          <w:lang w:val="hi-IN" w:bidi="hi-IN"/>
-        </w:rPr>
-        <w:t xml:space="preserve">हर स्टेप में स्टिच की गिनती भी है और नाप भी, ताकि पैटर्न गिनकर भी और नापकर भी फ़ॉलो किया जा सके।</w:t>
-      </w:r>
-    </w:p>
-    <w:p>
-      <w:pPr>
-        <w:pStyle w:val="ListParagraph"/>
-        <w:numPr>
-          <w:ilvl w:val="0"/>
-          <w:numId w:val="2"/>
-        </w:numPr>
-        <w:spacing w:after="120"/>
-      </w:pPr>
-      <w:r>
-        <w:rPr>
-          <w:lang w:val="hi-IN" w:bidi="hi-IN"/>
-        </w:rPr>
-        <w:t xml:space="preserve">हेडिंग क्रम से इस्तेमाल हुई हैं और सूचियाँ असली सूचियाँ हैं, इसलिए स्क्रीन रीडर हेडिंग के सहारे पैटर्न में आगे और पीछे जा सकता है।</w:t>
-      </w:r>
-    </w:p>
-    <w:p>
-      <w:pPr>
-        <w:pStyle w:val="ListParagraph"/>
-        <w:numPr>
-          <w:ilvl w:val="0"/>
-          <w:numId w:val="2"/>
-        </w:numPr>
-        <w:spacing w:after="120"/>
-      </w:pPr>
-      <w:r>
-        <w:rPr>
-          <w:lang w:val="hi-IN" w:bidi="hi-IN"/>
-        </w:rPr>
-        <w:t xml:space="preserve">क्रोशे की तकनीक के नाम देवनागरी में लिखे हैं, सिंगल क्रोशे, स्लिप स्टिच, चेन, क्योंकि हिन्दी में यह कला इन्हीं नामों से सिखाई जाती है।</w:t>
-      </w:r>
-    </w:p>
-    <w:p>
-      <w:pPr>
-        <w:spacing w:after="200"/>
-      </w:pPr>
-      <w:r>
-        <w:rPr>
-          <w:lang w:val="hi-IN" w:bidi="hi-IN"/>
-        </w:rPr>
-        <w:t xml:space="preserve">स्क्रीन रीडर टेस्टिंग: इस पैटर्न के अंग्रेज़ी वेब एडिशन और अंग्रेज़ी </w:t>
-      </w:r>
-      <w:r>
-        <w:rPr>
-          <w:lang w:val="en" w:bidi="en"/>
-        </w:rPr>
-        <w:t xml:space="preserve">Word</w:t>
-      </w:r>
-      <w:r>
-        <w:rPr>
-          <w:lang w:val="hi-IN" w:bidi="hi-IN"/>
-        </w:rPr>
-        <w:t xml:space="preserve"> एडिशन, दोनों </w:t>
-      </w:r>
-      <w:r>
-        <w:rPr>
-          <w:lang w:val="en" w:bidi="en"/>
-        </w:rPr>
         <w:t xml:space="preserve">NVDA</w:t>
       </w:r>
       <w:r>
@@ -308,11 +254,11 @@
         </w:rPr>
         <w:t xml:space="preserve">अगर इस पैटर्न में कुछ गलत है, समझ से बाहर है, या आपके स्क्रीन रीडर पर ठीक से नहीं पढ़ा जाता, तो कृपया </w:t>
       </w:r>
-      <w:hyperlink w:history="1" r:id="rIdc-zgz5oxmukbyhpddpy1d">
+      <w:hyperlink w:history="1" r:id="rIdz5-q_yfdybjp_pwpw-6pe">
         <w:r>
           <w:rPr>
             <w:rStyle w:val="Hyperlink"/>
-            <w:lang w:val="hi-IN" w:bidi="hi-IN"/>
+            <w:lang w:val="en" w:bidi="en"/>
           </w:rPr>
           <w:t xml:space="preserve">crochetcurioo@gmail.com</w:t>
         </w:r>
@@ -379,7 +325,7 @@
             <w:rStyle w:val="Hyperlink"/>
             <w:lang w:val="hi-IN" w:bidi="hi-IN"/>
           </w:rPr>
-          <w:t xml:space="preserve">स्किल लेवल</w:t>
+          <w:t xml:space="preserve">इस्तेमाल होने वाली क्रोशे स्टिच</w:t>
         </w:r>
       </w:hyperlink>
     </w:p>
@@ -561,7 +507,7 @@
           <w:szCs w:val="30"/>
           <w:lang w:val="hi-IN" w:bidi="hi-IN"/>
         </w:rPr>
-        <w:t xml:space="preserve">स्किल लेवल</w:t>
+        <w:t xml:space="preserve">इस्तेमाल होने वाली क्रोशे स्टिच</w:t>
       </w:r>
       <w:bookmarkEnd w:id="2"/>
     </w:p>
@@ -573,7 +519,7 @@
         <w:rPr>
           <w:lang w:val="hi-IN" w:bidi="hi-IN"/>
         </w:rPr>
-        <w:t xml:space="preserve">शुरुआती। आपको चेन बनाना, सिंगल क्रोशे करना, स्लिप स्टिच करना, और ऊपर के हिस्से को सुई से समेटकर बंद करना आना चाहिए।</w:t>
+        <w:t xml:space="preserve">आपको चेन बनाना, सिंगल क्रोशे करना, पिछले लूप में सिंगल क्रोशे करना, स्लिप स्टिच करना, और ऊपर के हिस्से को सुई से समेटकर बंद करना आना चाहिए।</w:t>
       </w:r>
     </w:p>
     <w:p>

--- a/crochet-curio/assets/patterns/rosie-beanie-pattern-large-print-hi.docx
+++ b/crochet-curio/assets/patterns/rosie-beanie-pattern-large-print-hi.docx
@@ -254,7 +254,7 @@
         </w:rPr>
         <w:t xml:space="preserve">अगर इस पैटर्न में कुछ गलत है, समझ से बाहर है, या आपके स्क्रीन रीडर पर ठीक से नहीं पढ़ा जाता, तो कृपया </w:t>
       </w:r>
-      <w:hyperlink w:history="1" r:id="rIdz5-q_yfdybjp_pwpw-6pe">
+      <w:hyperlink w:history="1" r:id="rId8hdwgo35cgyyqynz6umox">
         <w:r>
           <w:rPr>
             <w:rStyle w:val="Hyperlink"/>

--- a/crochet-curio/assets/patterns/rosie-beanie-pattern-large-print-hi.docx
+++ b/crochet-curio/assets/patterns/rosie-beanie-pattern-large-print-hi.docx
@@ -229,7 +229,7 @@
         <w:rPr>
           <w:lang w:val="hi-IN" w:bidi="hi-IN"/>
         </w:rPr>
-        <w:t xml:space="preserve">स्क्रीन रीडर टेस्टिंग: इस पैटर्न के अंग्रेज़ी वेब एडिशन और अंग्रेज़ी वर्ड एडिशन, दोनों </w:t>
+        <w:t xml:space="preserve">स्क्रीन रीडर टेस्टिंग: इस पैटर्न का हिन्दी वेब एडिशन और हिन्दी वर्ड एडिशन, दोनों </w:t>
       </w:r>
       <w:r>
         <w:rPr>
@@ -241,7 +241,7 @@
         <w:rPr>
           <w:lang w:val="hi-IN" w:bidi="hi-IN"/>
         </w:rPr>
-        <w:t xml:space="preserve"> से शुरू से आख़िर तक पढ़े गए हैं और सही पढ़े गए। हिन्दी एडिशन अभी इस तरह शुरू से आख़िर तक नहीं सुने गए हैं। हिन्दी पढ़ने के लिए आपके स्क्रीन रीडर में हिन्दी आवाज़ इंस्टॉल होनी चाहिए।</w:t>
+        <w:t xml:space="preserve"> से हिन्दी आवाज़ के साथ शुरू से आख़िर तक पढ़े गए हैं और सही पढ़े गए। पढ़ने के लिए आपके स्क्रीन रीडर में हिन्दी आवाज़ इंस्टॉल होनी चाहिए। बड़े अक्षरों वाली हिन्दी PDF प्रिंट के लिए है: सुनकर पढ़ने के लिए यह वेब एडिशन या वर्ड फ़ाइल लीजिए।</w:t>
       </w:r>
     </w:p>
     <w:p>
@@ -254,7 +254,7 @@
         </w:rPr>
         <w:t xml:space="preserve">अगर इस पैटर्न में कुछ गलत है, समझ से बाहर है, या आपके स्क्रीन रीडर पर ठीक से नहीं पढ़ा जाता, तो कृपया </w:t>
       </w:r>
-      <w:hyperlink w:history="1" r:id="rId8hdwgo35cgyyqynz6umox">
+      <w:hyperlink w:history="1" r:id="rIda4xsz3rvtm9cet5qvmnpg">
         <w:r>
           <w:rPr>
             <w:rStyle w:val="Hyperlink"/>
